--- a/api/_docrh/modelos/contrato-trabalho-confidencialidade-aposentadoria.docx
+++ b/api/_docrh/modelos/contrato-trabalho-confidencialidade-aposentadoria.docx
@@ -420,7 +420,7 @@
                 <w:sz w:val="22"/>
                 <w:szCs w:val="22"/>
               </w:rPr>
-              <w:t>(</w:t>
+              <w:t>{{FUNCAO}}</w:t>
             </w:r>
             <w:r>
               <w:rPr>
@@ -430,7 +430,6 @@
                 <w:szCs w:val="22"/>
                 <w:highlight w:val="yellow"/>
               </w:rPr>
-              <w:t>.. nomenclatura da função ..</w:t>
             </w:r>
             <w:r>
               <w:rPr>
@@ -439,21 +438,7 @@
                 <w:sz w:val="22"/>
                 <w:szCs w:val="22"/>
               </w:rPr>
-              <w:t>)</w:t>
             </w:r>
-          </w:p>
-          <w:p>
-            <w:pPr>
-              <w:contextualSpacing/>
-              <w:jc w:val="both"/>
-              <w:outlineLvl w:val="0"/>
-              <w:rPr>
-                <w:rFonts w:ascii="Bookman Old Style" w:hAnsi="Bookman Old Style"/>
-                <w:color w:val="000000"/>
-                <w:sz w:val="22"/>
-                <w:szCs w:val="22"/>
-              </w:rPr>
-            </w:pPr>
           </w:p>
         </w:tc>
       </w:tr>
@@ -532,7 +517,7 @@
                 <w:sz w:val="22"/>
                 <w:szCs w:val="22"/>
               </w:rPr>
-              <w:t>(</w:t>
+              <w:t>{{REMUNERACAO}}</w:t>
             </w:r>
             <w:r>
               <w:rPr>
@@ -542,7 +527,6 @@
                 <w:szCs w:val="22"/>
                 <w:highlight w:val="yellow"/>
               </w:rPr>
-              <w:t>..Informação sobre salário básico, detalhamento de comissões, etc...</w:t>
             </w:r>
             <w:r>
               <w:rPr>
@@ -551,7 +535,6 @@
                 <w:sz w:val="22"/>
                 <w:szCs w:val="22"/>
               </w:rPr>
-              <w:t>)</w:t>
             </w:r>
           </w:p>
         </w:tc>
@@ -772,71 +755,7 @@
                 <w:szCs w:val="22"/>
                 <w:highlight w:val="yellow"/>
               </w:rPr>
-              <w:t>-(descrever os trabalhos que serão executados pelo empregado)</w:t>
-            </w:r>
-          </w:p>
-          <w:p>
-            <w:pPr>
-              <w:contextualSpacing/>
-              <w:jc w:val="both"/>
-              <w:rPr>
-                <w:rFonts w:ascii="Bookman Old Style" w:hAnsi="Bookman Old Style"/>
-                <w:iCs/>
-                <w:color w:val="FF0000"/>
-                <w:sz w:val="22"/>
-                <w:szCs w:val="22"/>
-              </w:rPr>
-            </w:pPr>
-            <w:r>
-              <w:rPr>
-                <w:rFonts w:ascii="Bookman Old Style" w:hAnsi="Bookman Old Style"/>
-                <w:color w:val="FF0000"/>
-                <w:sz w:val="22"/>
-                <w:szCs w:val="22"/>
-                <w:highlight w:val="yellow"/>
-              </w:rPr>
-              <w:t>-I</w:t>
-            </w:r>
-            <w:r>
-              <w:rPr>
-                <w:rFonts w:ascii="Bookman Old Style" w:hAnsi="Bookman Old Style"/>
-                <w:iCs/>
-                <w:color w:val="FF0000"/>
-                <w:sz w:val="22"/>
-                <w:szCs w:val="22"/>
-                <w:highlight w:val="yellow"/>
-              </w:rPr>
-              <w:t xml:space="preserve">nclusive todas as demais atividades e </w:t>
-            </w:r>
-            <w:commentRangeStart w:id="3"/>
-            <w:r>
-              <w:rPr>
-                <w:rFonts w:ascii="Bookman Old Style" w:hAnsi="Bookman Old Style"/>
-                <w:iCs/>
-                <w:color w:val="FF0000"/>
-                <w:sz w:val="22"/>
-                <w:szCs w:val="22"/>
-                <w:highlight w:val="yellow"/>
-              </w:rPr>
-              <w:t>procedimentos</w:t>
-            </w:r>
-            <w:commentRangeEnd w:id="3"/>
-            <w:r>
-              <w:rPr>
-                <w:rStyle w:val="Refdecomentrio"/>
-              </w:rPr>
-              <w:commentReference w:id="3"/>
-            </w:r>
-            <w:r>
-              <w:rPr>
-                <w:rFonts w:ascii="Bookman Old Style" w:hAnsi="Bookman Old Style"/>
-                <w:iCs/>
-                <w:color w:val="FF0000"/>
-                <w:sz w:val="22"/>
-                <w:szCs w:val="22"/>
-                <w:highlight w:val="yellow"/>
-              </w:rPr>
-              <w:t xml:space="preserve"> necessários e  correlatos a função.</w:t>
+              <w:t>{{DESCRICAO_ATIVIDADES}}</w:t>
             </w:r>
           </w:p>
         </w:tc>
@@ -1142,6 +1061,9 @@
                 <w:highlight w:val="yellow"/>
               </w:rPr>
             </w:pPr>
+            <w:r>
+              <w:t>{{EMAIL_CONTATO}}</w:t>
+            </w:r>
           </w:p>
         </w:tc>
       </w:tr>
